--- a/deliverables/Паспорт проекта - pulse!.docx
+++ b/deliverables/Паспорт проекта - pulse!.docx
@@ -153,7 +153,7 @@
                 <w:rFonts w:ascii="Calibri" w:hAnsi="Calibri"/>
                 <w:sz w:val="18"/>
               </w:rPr>
-              <w:t>Учебная приемка</w:t>
+              <w:t>Заказчик проекта</w:t>
             </w:r>
           </w:p>
         </w:tc>
@@ -170,7 +170,43 @@
                 <w:rFonts w:ascii="Calibri" w:hAnsi="Calibri"/>
                 <w:sz w:val="18"/>
               </w:rPr>
-              <w:t>Преподаватель курса, ФИО не указано</w:t>
+              <w:t>Ляхов Я.П.</w:t>
+            </w:r>
+          </w:p>
+        </w:tc>
+      </w:tr>
+      <w:tr>
+        <w:tc>
+          <w:tcPr>
+            <w:tcW w:type="dxa" w:w="4933"/>
+          </w:tcPr>
+          <w:p>
+            <w:pPr>
+              <w:spacing w:after="40"/>
+            </w:pPr>
+            <w:r>
+              <w:rPr>
+                <w:rFonts w:ascii="Calibri" w:hAnsi="Calibri"/>
+                <w:sz w:val="18"/>
+              </w:rPr>
+              <w:t>Кто проверяет проект на курсе</w:t>
+            </w:r>
+          </w:p>
+        </w:tc>
+        <w:tc>
+          <w:tcPr>
+            <w:tcW w:type="dxa" w:w="4933"/>
+          </w:tcPr>
+          <w:p>
+            <w:pPr>
+              <w:spacing w:after="40"/>
+            </w:pPr>
+            <w:r>
+              <w:rPr>
+                <w:rFonts w:ascii="Calibri" w:hAnsi="Calibri"/>
+                <w:sz w:val="18"/>
+              </w:rPr>
+              <w:t>Преподаватель курса</w:t>
             </w:r>
           </w:p>
         </w:tc>
@@ -264,7 +300,7 @@
     </w:p>
     <w:p>
       <w:r>
-        <w:t>Учебный заказчик и принимающая сторона - преподаватель курса. Предполагаемый продуктовый заказчик - владелец будущего сервиса аналитики osu!, конкретный партнер не назначен. Первые пользователи - игроки osu!standard. Тренеры и добровольцы помогают проверить смысл отчета и качество данных.</w:t>
+        <w:t>Заказчик проекта - Ляхов Я.П., автор идеи и руководитель команды. Он определяет нужные функции и принимает результат. Преподаватель проверяет учебный проект по требованиям курса. Основные пользователи - игроки osu!standard. Тренеры и добровольцы помогают проверить понятность отчета и качество данных.</w:t>
       </w:r>
     </w:p>
     <w:p>
@@ -277,12 +313,12 @@
     </w:p>
     <w:p>
       <w:r>
-        <w:t>Цель до защиты проекта: дать игроку сценарий, в котором он вводит ссылку на профиль и файл карты, а приложение показывает профиль навыков, персональную сложность по скиллсетам, вероятность pass и ожидаемую accuracy. Дата защиты пока не объявлена.</w:t>
+        <w:t>Цель к итоговой защите: дать игроку сценарий, в котором он вводит ссылку на профиль и файл карты, а приложение показывает профиль навыков, персональную сложность по навыкам, шанс прохождения и ожидаемую точность. Дата итоговой защиты пока не объявлена.</w:t>
       </w:r>
     </w:p>
     <w:p>
       <w:r>
-        <w:t>Результат: локальное приложение, код, инструкция, датасет попыток в согласованном формате, тесты и отчет о проверке моделей. Планируются два обучаемых компонента: профиль навыков по истории игрока и прогноз результата на карте. Текущий прототип уже импортирует профиль и карты и дает экспериментальный прогноз; профиль по скиллсетам и его проверка еще требуют работы.</w:t>
+        <w:t>Результат: локальное приложение, код, инструкция, набор попыток для обучения, тесты и отчет о проверке моделей. Планируются два компонента: оценка навыков по истории игрока и прогноз результата на карте. Текущий прототип уже загружает профиль и карты и дает предварительный прогноз; профиль по навыкам и его проверка еще требуют работы.</w:t>
       </w:r>
     </w:p>
     <w:p>
@@ -381,7 +417,7 @@
                 <w:rFonts w:ascii="Calibri" w:hAnsi="Calibri"/>
                 <w:sz w:val="16"/>
               </w:rPr>
-              <w:t>Другие режимы osu! и полная таксономия скиллсетов без проверки признаков.</w:t>
+              <w:t>Другие режимы osu! и большой список навыков, которые мы пока не можем надежно оценить.</w:t>
             </w:r>
           </w:p>
         </w:tc>
@@ -508,7 +544,7 @@
                 <w:rFonts w:ascii="Calibri" w:hAnsi="Calibri"/>
                 <w:sz w:val="16"/>
               </w:rPr>
-              <w:t>При нехватке данных показывается предварительная оценка. Модель сравнивается с простым baseline на новых попытках.</w:t>
+              <w:t>При нехватке данных показывается предварительная оценка. Модель сравнивается с простым расчетом по прошлым играм на новых попытках.</w:t>
             </w:r>
           </w:p>
         </w:tc>
@@ -589,9 +625,8 @@
         <w:tblLook w:firstColumn="1" w:firstRow="1" w:lastColumn="0" w:lastRow="0" w:noHBand="0" w:noVBand="1" w:val="04A0"/>
       </w:tblPr>
       <w:tblGrid>
-        <w:gridCol w:w="3289"/>
-        <w:gridCol w:w="3289"/>
-        <w:gridCol w:w="3289"/>
+        <w:gridCol w:w="4933"/>
+        <w:gridCol w:w="4933"/>
       </w:tblGrid>
       <w:tr>
         <w:trPr>
@@ -599,7 +634,7 @@
         </w:trPr>
         <w:tc>
           <w:tcPr>
-            <w:tcW w:type="dxa" w:w="3289"/>
+            <w:tcW w:type="dxa" w:w="4933"/>
           </w:tcPr>
           <w:p>
             <w:pPr>
@@ -617,7 +652,7 @@
         </w:tc>
         <w:tc>
           <w:tcPr>
-            <w:tcW w:type="dxa" w:w="3289"/>
+            <w:tcW w:type="dxa" w:w="4933"/>
           </w:tcPr>
           <w:p>
             <w:pPr>
@@ -633,29 +668,11 @@
             </w:r>
           </w:p>
         </w:tc>
-        <w:tc>
-          <w:tcPr>
-            <w:tcW w:type="dxa" w:w="3289"/>
-          </w:tcPr>
-          <w:p>
-            <w:pPr>
-              <w:spacing w:after="40"/>
-            </w:pPr>
-            <w:r>
-              <w:rPr>
-                <w:rFonts w:ascii="Calibri" w:hAnsi="Calibri"/>
-                <w:b/>
-                <w:sz w:val="18"/>
-              </w:rPr>
-              <w:t>Статус</w:t>
-            </w:r>
-          </w:p>
-        </w:tc>
       </w:tr>
       <w:tr>
         <w:tc>
           <w:tcPr>
-            <w:tcW w:type="dxa" w:w="3289"/>
+            <w:tcW w:type="dxa" w:w="4933"/>
           </w:tcPr>
           <w:p>
             <w:pPr>
@@ -666,13 +683,13 @@
                 <w:rFonts w:ascii="Calibri" w:hAnsi="Calibri"/>
                 <w:sz w:val="18"/>
               </w:rPr>
-              <w:t>Team Lead / аналитик</w:t>
+              <w:t>Заказчик, руководитель проекта и требования</w:t>
             </w:r>
           </w:p>
         </w:tc>
         <w:tc>
           <w:tcPr>
-            <w:tcW w:type="dxa" w:w="3289"/>
+            <w:tcW w:type="dxa" w:w="4933"/>
           </w:tcPr>
           <w:p>
             <w:pPr>
@@ -687,9 +704,11 @@
             </w:r>
           </w:p>
         </w:tc>
+      </w:tr>
+      <w:tr>
         <w:tc>
           <w:tcPr>
-            <w:tcW w:type="dxa" w:w="3289"/>
+            <w:tcW w:type="dxa" w:w="4933"/>
           </w:tcPr>
           <w:p>
             <w:pPr>
@@ -700,32 +719,13 @@
                 <w:rFonts w:ascii="Calibri" w:hAnsi="Calibri"/>
                 <w:sz w:val="18"/>
               </w:rPr>
-              <w:t>Подтверждено в таблице проекта 2</w:t>
-            </w:r>
-          </w:p>
-        </w:tc>
-      </w:tr>
-      <w:tr>
-        <w:tc>
-          <w:tcPr>
-            <w:tcW w:type="dxa" w:w="3289"/>
-          </w:tcPr>
-          <w:p>
-            <w:pPr>
-              <w:spacing w:after="40"/>
-            </w:pPr>
-            <w:r>
-              <w:rPr>
-                <w:rFonts w:ascii="Calibri" w:hAnsi="Calibri"/>
-                <w:sz w:val="18"/>
-              </w:rPr>
-              <w:t>Данные и ML</w:t>
+              <w:t>Данные и модели</w:t>
             </w:r>
           </w:p>
         </w:tc>
         <w:tc>
           <w:tcPr>
-            <w:tcW w:type="dxa" w:w="3289"/>
+            <w:tcW w:type="dxa" w:w="4933"/>
           </w:tcPr>
           <w:p>
             <w:pPr>
@@ -740,28 +740,11 @@
             </w:r>
           </w:p>
         </w:tc>
-        <w:tc>
-          <w:tcPr>
-            <w:tcW w:type="dxa" w:w="3289"/>
-          </w:tcPr>
-          <w:p>
-            <w:pPr>
-              <w:spacing w:after="40"/>
-            </w:pPr>
-            <w:r>
-              <w:rPr>
-                <w:rFonts w:ascii="Calibri" w:hAnsi="Calibri"/>
-                <w:sz w:val="18"/>
-              </w:rPr>
-              <w:t>Предварительное распределение</w:t>
-            </w:r>
-          </w:p>
-        </w:tc>
       </w:tr>
       <w:tr>
         <w:tc>
           <w:tcPr>
-            <w:tcW w:type="dxa" w:w="3289"/>
+            <w:tcW w:type="dxa" w:w="4933"/>
           </w:tcPr>
           <w:p>
             <w:pPr>
@@ -778,7 +761,7 @@
         </w:tc>
         <w:tc>
           <w:tcPr>
-            <w:tcW w:type="dxa" w:w="3289"/>
+            <w:tcW w:type="dxa" w:w="4933"/>
           </w:tcPr>
           <w:p>
             <w:pPr>
@@ -793,28 +776,11 @@
             </w:r>
           </w:p>
         </w:tc>
-        <w:tc>
-          <w:tcPr>
-            <w:tcW w:type="dxa" w:w="3289"/>
-          </w:tcPr>
-          <w:p>
-            <w:pPr>
-              <w:spacing w:after="40"/>
-            </w:pPr>
-            <w:r>
-              <w:rPr>
-                <w:rFonts w:ascii="Calibri" w:hAnsi="Calibri"/>
-                <w:sz w:val="18"/>
-              </w:rPr>
-              <w:t>Предварительное распределение</w:t>
-            </w:r>
-          </w:p>
-        </w:tc>
       </w:tr>
       <w:tr>
         <w:tc>
           <w:tcPr>
-            <w:tcW w:type="dxa" w:w="3289"/>
+            <w:tcW w:type="dxa" w:w="4933"/>
           </w:tcPr>
           <w:p>
             <w:pPr>
@@ -831,7 +797,7 @@
         </w:tc>
         <w:tc>
           <w:tcPr>
-            <w:tcW w:type="dxa" w:w="3289"/>
+            <w:tcW w:type="dxa" w:w="4933"/>
           </w:tcPr>
           <w:p>
             <w:pPr>
@@ -846,29 +812,12 @@
             </w:r>
           </w:p>
         </w:tc>
-        <w:tc>
-          <w:tcPr>
-            <w:tcW w:type="dxa" w:w="3289"/>
-          </w:tcPr>
-          <w:p>
-            <w:pPr>
-              <w:spacing w:after="40"/>
-            </w:pPr>
-            <w:r>
-              <w:rPr>
-                <w:rFonts w:ascii="Calibri" w:hAnsi="Calibri"/>
-                <w:sz w:val="18"/>
-              </w:rPr>
-              <w:t>Предварительное распределение</w:t>
-            </w:r>
-          </w:p>
-        </w:tc>
       </w:tr>
     </w:tbl>
     <w:p/>
     <w:p>
       <w:r>
-        <w:t>Данные: публичные recent и best scores, файлы .osu/.osz, добровольные попытки и .osr. Best scores показывают достигнутый уровень, но не заменяют историю неудач для обучения pass. Для модели сохраняем отдельные попытки, в том числе повторные игры одной карты. API Hinamizawa зависит от стороннего сервиса; официальный API требует ключи приложения.</w:t>
+        <w:t>Данные: последние игры и лучшие результаты из публичного профиля, файлы карт .osu/.osz, попытки добровольцев и реплеи .osr. Лучшие результаты показывают достигнутый уровень, но не заменяют историю неудач для обучения прогноза прохождения. Для модели сохраняем каждую попытку отдельно, даже если карта игралась несколько раз. Загрузка через Hinamizawa зависит от стороннего сервиса; официальный источник требует ключи приложения.</w:t>
       </w:r>
     </w:p>
     <w:p>
@@ -891,12 +840,12 @@
     </w:p>
     <w:p>
       <w:r>
-        <w:t>3. Для pass посчитан Brier score против baseline по доле проходов; для accuracy - MAE против среднего accuracy игрока. Оценка проводится на новых попытках, отдельно указаны размер выборки и ограничения.</w:t>
+        <w:t>3. Для шанса прохождения посчитан Brier score и проведено сравнение с прошлой долей проходов; для точности - MAE и сравнение со средней точностью игрока. Проверка идет на новых попытках с указанием их числа.</w:t>
       </w:r>
     </w:p>
     <w:p>
       <w:r>
-        <w:t>4. Игроки пилота прошли сценарий выбора карты. В отчете есть их отзывы и сравнение времени выбора с обычным способом; численный порог пользы пока TBD.</w:t>
+        <w:t>4. Игроки пилота попробовали выбрать карту. В отчете есть их отзывы и сравнение времени выбора с обычным способом; точный порог пользы уточним после интервью.</w:t>
       </w:r>
     </w:p>
     <w:p>
@@ -919,7 +868,7 @@
     </w:p>
     <w:p>
       <w:r>
-        <w:t>Ограничения: только osu!standard, неполная публичная история, до 100 recent и 100 best через открытый API, зависимость от доступности карт и API. Допущения: добровольцы предоставят попытки и согласие, команда сможет связать результаты с файлами карт. Риски: мало неудач, смещение выборки best, слабая различимость скиллсетов, задержка API, нехватка времени на пилот.</w:t>
+        <w:t>Ограничения: только osu!standard; публичная история неполная; открытый источник отдает до 100 последних и 100 лучших результатов; часть карт и сервис данных могут быть недоступны. Предполагаем, что добровольцы дадут свои попытки и команда найдет файлы нужных карт. Риски: мало неудач, лучшие результаты искажают выборку, некоторые навыки трудно разделить, сервис данных может задержаться, времени на проверку с игроками может не хватить.</w:t>
       </w:r>
     </w:p>
     <w:p>
@@ -932,7 +881,7 @@
     </w:p>
     <w:p>
       <w:r>
-        <w:t>TBD: дата защиты; подтверждение ролей команды; продуктовый заказчик; число добровольцев; список скиллсетов; шкала персональной сложности; численные критерии бизнес-пользы. Эти вопросы вынести на интервью и обновить документы после ответа.</w:t>
+        <w:t>Нужно уточнить: дату защиты, число добровольцев, список навыков, шкалу персональной сложности и критерий пользы для игрока. После интервью обновим документы.</w:t>
       </w:r>
     </w:p>
     <w:p>

--- a/deliverables/Паспорт проекта - pulse!.docx
+++ b/deliverables/Паспорт проекта - pulse!.docx
@@ -134,7 +134,7 @@
                 <w:rFonts w:ascii="Calibri" w:hAnsi="Calibri"/>
                 <w:sz w:val="18"/>
               </w:rPr>
-              <w:t>Руководитель проекта: Ляхов Я.П.</w:t>
+              <w:t>Заказчик / руководитель</w:t>
             </w:r>
           </w:p>
         </w:tc>
@@ -313,7 +313,7 @@
     </w:p>
     <w:p>
       <w:r>
-        <w:t>Цель к итоговой защите: дать игроку сценарий, в котором он вводит ссылку на профиль и файл карты, а приложение показывает профиль навыков, персональную сложность по навыкам, шанс прохождения и ожидаемую точность. Дата итоговой защиты пока не объявлена.</w:t>
+        <w:t>К 14.11.2026 подготовить итоговый проект: игрок вводит ссылку на профиль и файл карты, а приложение показывает профиль навыков, персональную сложность по навыкам, шанс прохождения и ожидаемую точность.</w:t>
       </w:r>
     </w:p>
     <w:p>
@@ -755,7 +755,7 @@
                 <w:rFonts w:ascii="Calibri" w:hAnsi="Calibri"/>
                 <w:sz w:val="18"/>
               </w:rPr>
-              <w:t>Приложение</w:t>
+              <w:t>Разработка</w:t>
             </w:r>
           </w:p>
         </w:tc>
@@ -863,7 +863,7 @@
     </w:p>
     <w:p>
       <w:r>
-        <w:t>Плановый старт - 19.10.2026. Расчетное завершение работ - 21.12.2026; затем оставлен резерв 3 рабочих дня до 24.12.2026. Это внутренние даты, потому что дата сдачи не объявлена. Календарь Mon-Fri; официальные выходные и загрузку участников нужно уточнить.</w:t>
+        <w:t>Старт - 19.10.2026. Завершение работ - 11.11.2026. Резерв на исправления - 2 рабочих дня, до 13.11.2026. Сдача - 14.11.2026, в субботу. Работы запланированы по понедельникам-пятницам; 4 ноября исключено из рабочих дней. План рассчитан на доработку существующего прототипа, два навыка и небольшой пилот.</w:t>
       </w:r>
     </w:p>
     <w:p>
@@ -881,7 +881,7 @@
     </w:p>
     <w:p>
       <w:r>
-        <w:t>Нужно уточнить: дату защиты, число добровольцев, список навыков, шкалу персональной сложности и критерий пользы для игрока. После интервью обновим документы.</w:t>
+        <w:t>Число добровольцев и порядок проверки с игроками уточняет роль 'Тесты и документы'. Шкалу персональной сложности и способ проверки прогноза определяет роль 'Данные и модели'. Критерий пользы согласует заказчик. До сдачи 14 ноября работаем с двумя навыками: aim и speed.</w:t>
       </w:r>
     </w:p>
     <w:p>
